--- a/Eccc-Han/C706-AsI.docx
+++ b/Eccc-Han/C706-AsI.docx
@@ -26347,7 +26347,25 @@
           <w:sz w:val="28"/>
           <w:szCs w:val="28"/>
         </w:rPr>
-        <w:t xml:space="preserve">ግር፡ ለሕዝበ፡ እስራኤል፡ ወኢእላንተ፡ ቃላተ፡ ከመ፡ *ኢየሀብ፡ ለአዕልዎ፡ ለሰብእ። </w:t>
+        <w:t xml:space="preserve">ግር፡ ለሕዝበ፡ እስራኤል፡ ወኢእላንተ፡ ቃላተ፡ ከመ፡ *ኢየሀብ፡ ለአዕልዎ፡ </w:t>
+      </w:r>
+      <w:r>
+        <w:rPr>
+          <w:rFonts w:ascii="Abyssinica SIL" w:hAnsi="Abyssinica SIL" w:cs="Abyssinica SIL"/>
+          <w:color w:val="80340D" w:themeColor="accent2" w:themeShade="80"/>
+          <w:sz w:val="28"/>
+          <w:szCs w:val="28"/>
+        </w:rPr>
+        <w:t>ስ</w:t>
+      </w:r>
+      <w:r>
+        <w:rPr>
+          <w:rFonts w:ascii="Abyssinica SIL" w:hAnsi="Abyssinica SIL" w:cs="Abyssinica SIL"/>
+          <w:color w:val="80340D" w:themeColor="accent2" w:themeShade="80"/>
+          <w:sz w:val="28"/>
+          <w:szCs w:val="28"/>
+        </w:rPr>
+        <w:t xml:space="preserve">ሰብእ። </w:t>
       </w:r>
       <w:r>
         <w:rPr>
